--- a/docs/ИС-МО_Практика №10_студентам.docx
+++ b/docs/ИС-МО_Практика №10_студентам.docx
@@ -243,8 +243,6 @@
       <w:r>
         <w:t>Запустите ваши тесты и убедитесь, что они проходят.</w:t>
       </w:r>
-      <w:bookmarkStart w:id="0" w:name="_GoBack"/>
-      <w:bookmarkEnd w:id="0"/>
     </w:p>
     <w:p>
       <w:pPr>
@@ -294,6 +292,35 @@
       <w:r>
         <w:t>Убедитесь, что всё работает.</w:t>
       </w:r>
+    </w:p>
+    <w:p>
+      <w:pPr>
+        <w:rPr>
+          <w:lang w:val="en-US"/>
+        </w:rPr>
+      </w:pPr>
+      <w:r>
+        <w:rPr>
+          <w:lang w:val="en-US"/>
+        </w:rPr>
+        <w:t xml:space="preserve">python.exe -m </w:t>
+      </w:r>
+      <w:proofErr w:type="spellStart"/>
+      <w:r>
+        <w:rPr>
+          <w:lang w:val="en-US"/>
+        </w:rPr>
+        <w:t>pytest</w:t>
+      </w:r>
+      <w:proofErr w:type="spellEnd"/>
+      <w:r>
+        <w:rPr>
+          <w:lang w:val="en-US"/>
+        </w:rPr>
+        <w:t xml:space="preserve"> tests\ -v</w:t>
+      </w:r>
+      <w:bookmarkStart w:id="0" w:name="_GoBack"/>
+      <w:bookmarkEnd w:id="0"/>
     </w:p>
     <w:sectPr>
       <w:pgSz w:w="11906" w:h="16838"/>
